--- a/CarpetaSegundaEntrega.docx
+++ b/CarpetaSegundaEntrega.docx
@@ -149,8 +149,13 @@
       <w:pPr>
         <w:ind w:left="708" w:firstLine="1"/>
       </w:pPr>
-      <w:r>
-        <w:t>Battaglia, Nicolas</w:t>
+      <w:proofErr w:type="spellStart"/>
+      <w:r>
+        <w:t>Battaglia</w:t>
+      </w:r>
+      <w:proofErr w:type="spellEnd"/>
+      <w:r>
+        <w:t>, Nicolas</w:t>
       </w:r>
       <w:r>
         <w:br/>
@@ -2486,7 +2491,7 @@
           </w:tcPr>
           <w:p>
             <w:r>
-              <w:t>1.0</w:t>
+              <w:t>0.1.0</w:t>
             </w:r>
           </w:p>
         </w:tc>
@@ -2504,6 +2509,35 @@
           </w:p>
         </w:tc>
       </w:tr>
+      <w:tr>
+        <w:trPr>
+          <w:trHeight w:val="128"/>
+        </w:trPr>
+        <w:tc>
+          <w:tcPr>
+            <w:cnfStyle w:val="001000000000" w:firstRow="0" w:lastRow="0" w:firstColumn="1" w:lastColumn="0" w:oddVBand="0" w:evenVBand="0" w:oddHBand="0" w:evenHBand="0" w:firstRowFirstColumn="0" w:firstRowLastColumn="0" w:lastRowFirstColumn="0" w:lastRowLastColumn="0"/>
+            <w:tcW w:w="1980" w:type="dxa"/>
+          </w:tcPr>
+          <w:p>
+            <w:r>
+              <w:t>0.2.0</w:t>
+            </w:r>
+          </w:p>
+        </w:tc>
+        <w:tc>
+          <w:tcPr>
+            <w:tcW w:w="7081" w:type="dxa"/>
+          </w:tcPr>
+          <w:p>
+            <w:pPr>
+              <w:cnfStyle w:val="000000000000" w:firstRow="0" w:lastRow="0" w:firstColumn="0" w:lastColumn="0" w:oddVBand="0" w:evenVBand="0" w:oddHBand="0" w:evenHBand="0" w:firstRowFirstColumn="0" w:firstRowLastColumn="0" w:lastRowFirstColumn="0" w:lastRowLastColumn="0"/>
+            </w:pPr>
+            <w:r>
+              <w:t>Segunda Entrega.</w:t>
+            </w:r>
+          </w:p>
+        </w:tc>
+      </w:tr>
     </w:tbl>
     <w:p>
       <w:r>
@@ -2643,7 +2677,7 @@
         <mc:AlternateContent>
           <mc:Choice Requires="wpg">
             <w:drawing>
-              <wp:anchor distT="0" distB="0" distL="114300" distR="114300" simplePos="0" relativeHeight="251655168" behindDoc="0" locked="0" layoutInCell="1" allowOverlap="1" wp14:anchorId="0ECE6FE8" wp14:editId="39C37D44">
+              <wp:anchor distT="0" distB="0" distL="114300" distR="114300" simplePos="0" relativeHeight="251654144" behindDoc="0" locked="0" layoutInCell="1" allowOverlap="1" wp14:anchorId="0ECE6FE8" wp14:editId="195E2B38">
                 <wp:simplePos x="0" y="0"/>
                 <wp:positionH relativeFrom="column">
                   <wp:posOffset>-329424</wp:posOffset>
@@ -2775,7 +2809,7 @@
           </mc:Choice>
           <mc:Fallback>
             <w:pict>
-              <v:group w14:anchorId="05288BF4" id="Group 5" o:spid="_x0000_s1026" style="position:absolute;margin-left:-25.95pt;margin-top:28.65pt;width:448.35pt;height:271.75pt;z-index:251655168" coordsize="56940,34515" o:gfxdata="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">
+              <v:group w14:anchorId="4BBB4728" id="Group 5" o:spid="_x0000_s1026" style="position:absolute;margin-left:-25.95pt;margin-top:28.65pt;width:448.35pt;height:271.75pt;z-index:251654144" coordsize="56940,34515" o:gfxdata="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">
                 <v:group id="Group 4" o:spid="_x0000_s1027" style="position:absolute;width:56940;height:19621" coordsize="56946,19625" o:gfxdata="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">
                   <v:shapetype id="_x0000_t75" coordsize="21600,21600" o:spt="75" o:preferrelative="t" path="m@4@5l@4@11@9@11@9@5xe" filled="f" stroked="f">
                     <v:stroke joinstyle="miter"/>
@@ -2879,7 +2913,23 @@
         <w:pStyle w:val="Heading4"/>
       </w:pPr>
       <w:r>
-        <w:t>Capa de Lógica de Servicios (Application Services)</w:t>
+        <w:t>Capa de Lógica de Servicios (</w:t>
+      </w:r>
+      <w:proofErr w:type="spellStart"/>
+      <w:r>
+        <w:t>Application</w:t>
+      </w:r>
+      <w:proofErr w:type="spellEnd"/>
+      <w:r>
+        <w:t xml:space="preserve"> </w:t>
+      </w:r>
+      <w:proofErr w:type="spellStart"/>
+      <w:r>
+        <w:t>Services</w:t>
+      </w:r>
+      <w:proofErr w:type="spellEnd"/>
+      <w:r>
+        <w:t>)</w:t>
       </w:r>
     </w:p>
     <w:p>
@@ -3322,7 +3372,15 @@
     </w:p>
     <w:p>
       <w:r>
-        <w:t>Capa Abstractions: Capa que evita el acoplamiento entre las capas de Servicio y Dominio</w:t>
+        <w:t xml:space="preserve">Capa </w:t>
+      </w:r>
+      <w:proofErr w:type="spellStart"/>
+      <w:r>
+        <w:t>Abstractions</w:t>
+      </w:r>
+      <w:proofErr w:type="spellEnd"/>
+      <w:r>
+        <w:t>: Capa que evita el acoplamiento entre las capas de Servicio y Dominio</w:t>
       </w:r>
       <w:r>
         <w:t xml:space="preserve"> exponiendo interfaces que serán útiles para enviar pedidos desde las capas de interfaz de usuario, aplicación, repositorio y conexión a base de datos.</w:t>
@@ -3338,7 +3396,23 @@
     </w:p>
     <w:p>
       <w:r>
-        <w:t xml:space="preserve">Capa Application Services: </w:t>
+        <w:t xml:space="preserve">Capa </w:t>
+      </w:r>
+      <w:proofErr w:type="spellStart"/>
+      <w:r>
+        <w:t>Application</w:t>
+      </w:r>
+      <w:proofErr w:type="spellEnd"/>
+      <w:r>
+        <w:t xml:space="preserve"> </w:t>
+      </w:r>
+      <w:proofErr w:type="spellStart"/>
+      <w:r>
+        <w:t>Services</w:t>
+      </w:r>
+      <w:proofErr w:type="spellEnd"/>
+      <w:r>
+        <w:t xml:space="preserve">: </w:t>
       </w:r>
       <w:r>
         <w:t>Capa que tiene la lógica interna de la aplicación. Incluye de momento aspectos técnicos del sistema como el manejo de usuario, bitácora, etc.</w:t>
@@ -3346,7 +3420,15 @@
     </w:p>
     <w:p>
       <w:r>
-        <w:t>Capa Repository: Capa que conoce la lógica de almacenamiento en memoria de las clases.</w:t>
+        <w:t xml:space="preserve">Capa </w:t>
+      </w:r>
+      <w:proofErr w:type="spellStart"/>
+      <w:r>
+        <w:t>Repository</w:t>
+      </w:r>
+      <w:proofErr w:type="spellEnd"/>
+      <w:r>
+        <w:t>: Capa que conoce la lógica de almacenamiento en memoria de las clases.</w:t>
       </w:r>
       <w:r>
         <w:t xml:space="preserve"> Conoce los Procedimientos Almacenados necesarios para poder consultar, almacenar, modificar o eliminar instancias de estas clases.</w:t>
@@ -3355,7 +3437,15 @@
     <w:p>
       <w:r>
         <w:lastRenderedPageBreak/>
-        <w:t>Capa DbConnection: Capa experta en la comunicación con la Base de Datos. Abre conexiones, realiza consultas y actualizaciones en base a objetos genéricos y utiliza moldes para convertir esas clases genéricas en clases específicas.</w:t>
+        <w:t xml:space="preserve">Capa </w:t>
+      </w:r>
+      <w:proofErr w:type="spellStart"/>
+      <w:r>
+        <w:t>DbConnection</w:t>
+      </w:r>
+      <w:proofErr w:type="spellEnd"/>
+      <w:r>
+        <w:t>: Capa experta en la comunicación con la Base de Datos. Abre conexiones, realiza consultas y actualizaciones en base a objetos genéricos y utiliza moldes para convertir esas clases genéricas en clases específicas.</w:t>
       </w:r>
     </w:p>
     <w:p>
@@ -3518,28 +3608,23 @@
         <w:pStyle w:val="Heading3"/>
       </w:pPr>
       <w:r>
-        <w:lastRenderedPageBreak/>
-        <w:t>Diagrama Jerárquico de Pantallas</w:t>
-      </w:r>
-    </w:p>
-    <w:p>
-      <w:pPr>
-        <w:rPr>
-          <w:rFonts w:asciiTheme="majorHAnsi" w:eastAsiaTheme="majorEastAsia" w:hAnsiTheme="majorHAnsi" w:cstheme="majorBidi"/>
-          <w:sz w:val="32"/>
-          <w:szCs w:val="32"/>
-        </w:rPr>
-      </w:pPr>
-      <w:bookmarkStart w:id="14" w:name="_Toc210573013"/>
-      <w:r>
         <w:rPr>
           <w:noProof/>
         </w:rPr>
+        <w:lastRenderedPageBreak/>
         <w:drawing>
-          <wp:inline distT="0" distB="0" distL="0" distR="0" wp14:anchorId="7B8EF0E9" wp14:editId="4137CA7C">
-            <wp:extent cx="5760085" cy="3751580"/>
-            <wp:effectExtent l="0" t="0" r="0" b="1270"/>
-            <wp:docPr id="1528265907" name="Picture 1"/>
+          <wp:anchor distT="0" distB="0" distL="114300" distR="114300" simplePos="0" relativeHeight="251669503" behindDoc="0" locked="0" layoutInCell="1" allowOverlap="1" wp14:anchorId="3473F810" wp14:editId="0DA76A22">
+            <wp:simplePos x="0" y="0"/>
+            <wp:positionH relativeFrom="page">
+              <wp:posOffset>3052676</wp:posOffset>
+            </wp:positionH>
+            <wp:positionV relativeFrom="paragraph">
+              <wp:posOffset>1041563</wp:posOffset>
+            </wp:positionV>
+            <wp:extent cx="4358640" cy="2284730"/>
+            <wp:effectExtent l="0" t="0" r="3810" b="1270"/>
+            <wp:wrapTopAndBottom/>
+            <wp:docPr id="332069063" name="Picture 1" descr="A screenshot of a computer&#10;&#10;AI-generated content may be incorrect."/>
             <wp:cNvGraphicFramePr>
               <a:graphicFrameLocks xmlns:a="http://schemas.openxmlformats.org/drawingml/2006/main" noChangeAspect="1"/>
             </wp:cNvGraphicFramePr>
@@ -3547,11 +3632,17 @@
               <a:graphicData uri="http://schemas.openxmlformats.org/drawingml/2006/picture">
                 <pic:pic xmlns:pic="http://schemas.openxmlformats.org/drawingml/2006/picture">
                   <pic:nvPicPr>
-                    <pic:cNvPr id="1528265907" name=""/>
+                    <pic:cNvPr id="332069063" name="Picture 1" descr="A screenshot of a computer&#10;&#10;AI-generated content may be incorrect."/>
                     <pic:cNvPicPr/>
                   </pic:nvPicPr>
                   <pic:blipFill>
-                    <a:blip r:embed="rId25"/>
+                    <a:blip r:embed="rId25" cstate="print">
+                      <a:extLst>
+                        <a:ext uri="{28A0092B-C50C-407E-A947-70E740481C1C}">
+                          <a14:useLocalDpi xmlns:a14="http://schemas.microsoft.com/office/drawing/2010/main" val="0"/>
+                        </a:ext>
+                      </a:extLst>
+                    </a:blip>
                     <a:stretch>
                       <a:fillRect/>
                     </a:stretch>
@@ -3559,7 +3650,7 @@
                   <pic:spPr>
                     <a:xfrm>
                       <a:off x="0" y="0"/>
-                      <a:ext cx="5760085" cy="3751580"/>
+                      <a:ext cx="4358640" cy="2284730"/>
                     </a:xfrm>
                     <a:prstGeom prst="rect">
                       <a:avLst/>
@@ -3568,10 +3659,248 @@
                 </pic:pic>
               </a:graphicData>
             </a:graphic>
-          </wp:inline>
+            <wp14:sizeRelH relativeFrom="margin">
+              <wp14:pctWidth>0</wp14:pctWidth>
+            </wp14:sizeRelH>
+            <wp14:sizeRelV relativeFrom="margin">
+              <wp14:pctHeight>0</wp14:pctHeight>
+            </wp14:sizeRelV>
+          </wp:anchor>
         </w:drawing>
       </w:r>
       <w:r>
+        <w:drawing>
+          <wp:anchor distT="0" distB="0" distL="114300" distR="114300" simplePos="0" relativeHeight="251671552" behindDoc="0" locked="0" layoutInCell="1" allowOverlap="1" wp14:anchorId="7076A048" wp14:editId="4F00A649">
+            <wp:simplePos x="0" y="0"/>
+            <wp:positionH relativeFrom="column">
+              <wp:posOffset>1263015</wp:posOffset>
+            </wp:positionH>
+            <wp:positionV relativeFrom="paragraph">
+              <wp:posOffset>1453443</wp:posOffset>
+            </wp:positionV>
+            <wp:extent cx="1767840" cy="1242060"/>
+            <wp:effectExtent l="0" t="0" r="3810" b="0"/>
+            <wp:wrapTopAndBottom/>
+            <wp:docPr id="2086842874" name="Picture 1" descr="A screenshot of a computer&#10;&#10;AI-generated content may be incorrect."/>
+            <wp:cNvGraphicFramePr>
+              <a:graphicFrameLocks xmlns:a="http://schemas.openxmlformats.org/drawingml/2006/main" noChangeAspect="1"/>
+            </wp:cNvGraphicFramePr>
+            <a:graphic xmlns:a="http://schemas.openxmlformats.org/drawingml/2006/main">
+              <a:graphicData uri="http://schemas.openxmlformats.org/drawingml/2006/picture">
+                <pic:pic xmlns:pic="http://schemas.openxmlformats.org/drawingml/2006/picture">
+                  <pic:nvPicPr>
+                    <pic:cNvPr id="2086842874" name="Picture 1" descr="A screenshot of a computer&#10;&#10;AI-generated content may be incorrect."/>
+                    <pic:cNvPicPr/>
+                  </pic:nvPicPr>
+                  <pic:blipFill>
+                    <a:blip r:embed="rId26">
+                      <a:extLst>
+                        <a:ext uri="{28A0092B-C50C-407E-A947-70E740481C1C}">
+                          <a14:useLocalDpi xmlns:a14="http://schemas.microsoft.com/office/drawing/2010/main" val="0"/>
+                        </a:ext>
+                      </a:extLst>
+                    </a:blip>
+                    <a:stretch>
+                      <a:fillRect/>
+                    </a:stretch>
+                  </pic:blipFill>
+                  <pic:spPr>
+                    <a:xfrm>
+                      <a:off x="0" y="0"/>
+                      <a:ext cx="1767840" cy="1242060"/>
+                    </a:xfrm>
+                    <a:prstGeom prst="rect">
+                      <a:avLst/>
+                    </a:prstGeom>
+                  </pic:spPr>
+                </pic:pic>
+              </a:graphicData>
+            </a:graphic>
+          </wp:anchor>
+        </w:drawing>
+      </w:r>
+      <w:r>
+        <w:drawing>
+          <wp:anchor distT="0" distB="0" distL="114300" distR="114300" simplePos="0" relativeHeight="251670528" behindDoc="0" locked="0" layoutInCell="1" allowOverlap="1" wp14:anchorId="418FDB4B" wp14:editId="22F33C4C">
+            <wp:simplePos x="0" y="0"/>
+            <wp:positionH relativeFrom="column">
+              <wp:posOffset>2722245</wp:posOffset>
+            </wp:positionH>
+            <wp:positionV relativeFrom="paragraph">
+              <wp:posOffset>441960</wp:posOffset>
+            </wp:positionV>
+            <wp:extent cx="1242060" cy="751840"/>
+            <wp:effectExtent l="0" t="0" r="0" b="0"/>
+            <wp:wrapTopAndBottom/>
+            <wp:docPr id="357133826" name="Picture 1" descr="A screenshot of a computer login box&#10;&#10;AI-generated content may be incorrect."/>
+            <wp:cNvGraphicFramePr>
+              <a:graphicFrameLocks xmlns:a="http://schemas.openxmlformats.org/drawingml/2006/main" noChangeAspect="1"/>
+            </wp:cNvGraphicFramePr>
+            <a:graphic xmlns:a="http://schemas.openxmlformats.org/drawingml/2006/main">
+              <a:graphicData uri="http://schemas.openxmlformats.org/drawingml/2006/picture">
+                <pic:pic xmlns:pic="http://schemas.openxmlformats.org/drawingml/2006/picture">
+                  <pic:nvPicPr>
+                    <pic:cNvPr id="357133826" name="Picture 1" descr="A screenshot of a computer login box&#10;&#10;AI-generated content may be incorrect."/>
+                    <pic:cNvPicPr/>
+                  </pic:nvPicPr>
+                  <pic:blipFill>
+                    <a:blip r:embed="rId27">
+                      <a:extLst>
+                        <a:ext uri="{28A0092B-C50C-407E-A947-70E740481C1C}">
+                          <a14:useLocalDpi xmlns:a14="http://schemas.microsoft.com/office/drawing/2010/main" val="0"/>
+                        </a:ext>
+                      </a:extLst>
+                    </a:blip>
+                    <a:stretch>
+                      <a:fillRect/>
+                    </a:stretch>
+                  </pic:blipFill>
+                  <pic:spPr>
+                    <a:xfrm>
+                      <a:off x="0" y="0"/>
+                      <a:ext cx="1242060" cy="751840"/>
+                    </a:xfrm>
+                    <a:prstGeom prst="rect">
+                      <a:avLst/>
+                    </a:prstGeom>
+                  </pic:spPr>
+                </pic:pic>
+              </a:graphicData>
+            </a:graphic>
+            <wp14:sizeRelH relativeFrom="margin">
+              <wp14:pctWidth>0</wp14:pctWidth>
+            </wp14:sizeRelH>
+            <wp14:sizeRelV relativeFrom="margin">
+              <wp14:pctHeight>0</wp14:pctHeight>
+            </wp14:sizeRelV>
+          </wp:anchor>
+        </w:drawing>
+      </w:r>
+      <w:r>
+        <w:rPr>
+          <w:noProof/>
+        </w:rPr>
+        <mc:AlternateContent>
+          <mc:Choice Requires="wpg">
+            <w:drawing>
+              <wp:anchor distT="0" distB="0" distL="114300" distR="114300" simplePos="0" relativeHeight="251668480" behindDoc="0" locked="0" layoutInCell="1" allowOverlap="1" wp14:anchorId="37E50AC6" wp14:editId="5F7F766F">
+                <wp:simplePos x="0" y="0"/>
+                <wp:positionH relativeFrom="column">
+                  <wp:posOffset>-912495</wp:posOffset>
+                </wp:positionH>
+                <wp:positionV relativeFrom="paragraph">
+                  <wp:posOffset>342900</wp:posOffset>
+                </wp:positionV>
+                <wp:extent cx="4914900" cy="3131820"/>
+                <wp:effectExtent l="0" t="0" r="0" b="0"/>
+                <wp:wrapTopAndBottom/>
+                <wp:docPr id="1028382154" name="Group 1"/>
+                <wp:cNvGraphicFramePr/>
+                <a:graphic xmlns:a="http://schemas.openxmlformats.org/drawingml/2006/main">
+                  <a:graphicData uri="http://schemas.microsoft.com/office/word/2010/wordprocessingGroup">
+                    <wpg:wgp>
+                      <wpg:cNvGrpSpPr/>
+                      <wpg:grpSpPr>
+                        <a:xfrm>
+                          <a:off x="0" y="0"/>
+                          <a:ext cx="4914900" cy="3131820"/>
+                          <a:chOff x="0" y="0"/>
+                          <a:chExt cx="5760085" cy="3751580"/>
+                        </a:xfrm>
+                      </wpg:grpSpPr>
+                      <pic:pic xmlns:pic="http://schemas.openxmlformats.org/drawingml/2006/picture">
+                        <pic:nvPicPr>
+                          <pic:cNvPr id="1492577913" name="Picture 1"/>
+                          <pic:cNvPicPr>
+                            <a:picLocks noChangeAspect="1"/>
+                          </pic:cNvPicPr>
+                        </pic:nvPicPr>
+                        <pic:blipFill>
+                          <a:blip r:embed="rId28">
+                            <a:extLst>
+                              <a:ext uri="{28A0092B-C50C-407E-A947-70E740481C1C}">
+                                <a14:useLocalDpi xmlns:a14="http://schemas.microsoft.com/office/drawing/2010/main" val="0"/>
+                              </a:ext>
+                            </a:extLst>
+                          </a:blip>
+                          <a:stretch>
+                            <a:fillRect/>
+                          </a:stretch>
+                        </pic:blipFill>
+                        <pic:spPr>
+                          <a:xfrm>
+                            <a:off x="0" y="0"/>
+                            <a:ext cx="5760085" cy="3751580"/>
+                          </a:xfrm>
+                          <a:prstGeom prst="rect">
+                            <a:avLst/>
+                          </a:prstGeom>
+                        </pic:spPr>
+                      </pic:pic>
+                      <pic:pic xmlns:pic="http://schemas.openxmlformats.org/drawingml/2006/picture">
+                        <pic:nvPicPr>
+                          <pic:cNvPr id="991431390" name="Picture 1" descr="A screenshot of a computer&#10;&#10;AI-generated content may be incorrect."/>
+                          <pic:cNvPicPr>
+                            <a:picLocks noChangeAspect="1"/>
+                          </pic:cNvPicPr>
+                        </pic:nvPicPr>
+                        <pic:blipFill>
+                          <a:blip r:embed="rId29">
+                            <a:extLst>
+                              <a:ext uri="{28A0092B-C50C-407E-A947-70E740481C1C}">
+                                <a14:useLocalDpi xmlns:a14="http://schemas.microsoft.com/office/drawing/2010/main" val="0"/>
+                              </a:ext>
+                            </a:extLst>
+                          </a:blip>
+                          <a:stretch>
+                            <a:fillRect/>
+                          </a:stretch>
+                        </pic:blipFill>
+                        <pic:spPr>
+                          <a:xfrm>
+                            <a:off x="1165860" y="121920"/>
+                            <a:ext cx="2348865" cy="769620"/>
+                          </a:xfrm>
+                          <a:prstGeom prst="rect">
+                            <a:avLst/>
+                          </a:prstGeom>
+                        </pic:spPr>
+                      </pic:pic>
+                    </wpg:wgp>
+                  </a:graphicData>
+                </a:graphic>
+                <wp14:sizeRelH relativeFrom="margin">
+                  <wp14:pctWidth>0</wp14:pctWidth>
+                </wp14:sizeRelH>
+                <wp14:sizeRelV relativeFrom="margin">
+                  <wp14:pctHeight>0</wp14:pctHeight>
+                </wp14:sizeRelV>
+              </wp:anchor>
+            </w:drawing>
+          </mc:Choice>
+          <mc:Fallback>
+            <w:pict>
+              <v:group w14:anchorId="3EF26718" id="Group 1" o:spid="_x0000_s1026" style="position:absolute;margin-left:-71.85pt;margin-top:27pt;width:387pt;height:246.6pt;z-index:251668480;mso-width-relative:margin;mso-height-relative:margin" coordsize="57600,37515" o:gfxdata="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">
+                <v:shape id="Picture 1" o:spid="_x0000_s1027" type="#_x0000_t75" style="position:absolute;width:57600;height:37515;visibility:visible;mso-wrap-style:square" o:gfxdata="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">
+                  <v:imagedata r:id="rId30" o:title=""/>
+                </v:shape>
+                <v:shape id="Picture 1" o:spid="_x0000_s1028" type="#_x0000_t75" alt="A screenshot of a computer&#10;&#10;AI-generated content may be incorrect." style="position:absolute;left:11658;top:1219;width:23489;height:7696;visibility:visible;mso-wrap-style:square" o:gfxdata="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">
+                  <v:imagedata r:id="rId31" o:title="A screenshot of a computer&#10;&#10;AI-generated content may be incorrect"/>
+                </v:shape>
+                <w10:wrap type="topAndBottom"/>
+              </v:group>
+            </w:pict>
+          </mc:Fallback>
+        </mc:AlternateContent>
+      </w:r>
+      <w:bookmarkStart w:id="14" w:name="_Toc210573013"/>
+      <w:r>
+        <w:rPr>
+          <w:noProof/>
+        </w:rPr>
+        <w:t xml:space="preserve"> </w:t>
+      </w:r>
+      <w:r>
         <w:br w:type="page"/>
       </w:r>
     </w:p>
@@ -3581,7 +3910,15 @@
       </w:pPr>
       <w:r>
         <w:lastRenderedPageBreak/>
-        <w:t>T02. Gestión de Log In / Log Out del Sistema</w:t>
+        <w:t xml:space="preserve">T02. Gestión de Log In / Log </w:t>
+      </w:r>
+      <w:proofErr w:type="spellStart"/>
+      <w:r>
+        <w:t>Out</w:t>
+      </w:r>
+      <w:proofErr w:type="spellEnd"/>
+      <w:r>
+        <w:t xml:space="preserve"> del Sistema</w:t>
       </w:r>
       <w:bookmarkEnd w:id="14"/>
       <w:r>
@@ -3643,7 +3980,7 @@
                     <pic:cNvPicPr/>
                   </pic:nvPicPr>
                   <pic:blipFill>
-                    <a:blip r:embed="rId26"/>
+                    <a:blip r:embed="rId32"/>
                     <a:stretch>
                       <a:fillRect/>
                     </a:stretch>
@@ -3669,8 +4006,13 @@
         <w:pStyle w:val="Heading3"/>
       </w:pPr>
       <w:r>
-        <w:t>T02.1 Login</w:t>
-      </w:r>
+        <w:t xml:space="preserve">T02.1 </w:t>
+      </w:r>
+      <w:proofErr w:type="spellStart"/>
+      <w:r>
+        <w:t>Login</w:t>
+      </w:r>
+      <w:proofErr w:type="spellEnd"/>
     </w:p>
     <w:p>
       <w:r>
@@ -3696,7 +4038,23 @@
         </w:numPr>
       </w:pPr>
       <w:r>
-        <w:t>Cargar Username y Password.</w:t>
+        <w:t xml:space="preserve">Cargar </w:t>
+      </w:r>
+      <w:proofErr w:type="spellStart"/>
+      <w:r>
+        <w:t>Username</w:t>
+      </w:r>
+      <w:proofErr w:type="spellEnd"/>
+      <w:r>
+        <w:t xml:space="preserve"> y </w:t>
+      </w:r>
+      <w:proofErr w:type="spellStart"/>
+      <w:r>
+        <w:t>Password</w:t>
+      </w:r>
+      <w:proofErr w:type="spellEnd"/>
+      <w:r>
+        <w:t>.</w:t>
       </w:r>
     </w:p>
     <w:p>
@@ -4076,7 +4434,49 @@
               <w:rPr>
                 <w:lang w:val="es-419"/>
               </w:rPr>
-              <w:t>El sistema abre un formulario de inicio de sesión con campos Username y Password, con un botón de Login.</w:t>
+              <w:t xml:space="preserve">El sistema abre un formulario de inicio de sesión con campos </w:t>
+            </w:r>
+            <w:proofErr w:type="spellStart"/>
+            <w:r>
+              <w:rPr>
+                <w:lang w:val="es-419"/>
+              </w:rPr>
+              <w:t>Username</w:t>
+            </w:r>
+            <w:proofErr w:type="spellEnd"/>
+            <w:r>
+              <w:rPr>
+                <w:lang w:val="es-419"/>
+              </w:rPr>
+              <w:t xml:space="preserve"> y </w:t>
+            </w:r>
+            <w:proofErr w:type="spellStart"/>
+            <w:r>
+              <w:rPr>
+                <w:lang w:val="es-419"/>
+              </w:rPr>
+              <w:t>Password</w:t>
+            </w:r>
+            <w:proofErr w:type="spellEnd"/>
+            <w:r>
+              <w:rPr>
+                <w:lang w:val="es-419"/>
+              </w:rPr>
+              <w:t xml:space="preserve">, con un botón de </w:t>
+            </w:r>
+            <w:proofErr w:type="spellStart"/>
+            <w:r>
+              <w:rPr>
+                <w:lang w:val="es-419"/>
+              </w:rPr>
+              <w:t>Login</w:t>
+            </w:r>
+            <w:proofErr w:type="spellEnd"/>
+            <w:r>
+              <w:rPr>
+                <w:lang w:val="es-419"/>
+              </w:rPr>
+              <w:t>.</w:t>
             </w:r>
           </w:p>
           <w:p>
@@ -4110,7 +4510,21 @@
               <w:rPr>
                 <w:lang w:val="es-419"/>
               </w:rPr>
-              <w:t>El usuario selecciona el botón de Login.</w:t>
+              <w:t xml:space="preserve">El usuario selecciona el botón de </w:t>
+            </w:r>
+            <w:proofErr w:type="spellStart"/>
+            <w:r>
+              <w:rPr>
+                <w:lang w:val="es-419"/>
+              </w:rPr>
+              <w:t>Login</w:t>
+            </w:r>
+            <w:proofErr w:type="spellEnd"/>
+            <w:r>
+              <w:rPr>
+                <w:lang w:val="es-419"/>
+              </w:rPr>
+              <w:t>.</w:t>
             </w:r>
           </w:p>
           <w:p>
@@ -4261,7 +4675,23 @@
                 <w:bCs/>
                 <w:lang w:val="es-419"/>
               </w:rPr>
-              <w:t>.1 El sistema no encuentra el Username ingresado.</w:t>
+              <w:t xml:space="preserve">.1 El sistema no encuentra el </w:t>
+            </w:r>
+            <w:proofErr w:type="spellStart"/>
+            <w:r>
+              <w:rPr>
+                <w:bCs/>
+                <w:lang w:val="es-419"/>
+              </w:rPr>
+              <w:t>Username</w:t>
+            </w:r>
+            <w:proofErr w:type="spellEnd"/>
+            <w:r>
+              <w:rPr>
+                <w:bCs/>
+                <w:lang w:val="es-419"/>
+              </w:rPr>
+              <w:t xml:space="preserve"> ingresado.</w:t>
             </w:r>
             <w:r>
               <w:rPr>
@@ -4404,7 +4834,21 @@
               <w:rPr>
                 <w:lang w:val="es-419"/>
               </w:rPr>
-              <w:t xml:space="preserve">El usuario se encuentra logueado dentro del sistema. </w:t>
+              <w:t xml:space="preserve">El usuario se encuentra </w:t>
+            </w:r>
+            <w:proofErr w:type="spellStart"/>
+            <w:r>
+              <w:rPr>
+                <w:lang w:val="es-419"/>
+              </w:rPr>
+              <w:t>logueado</w:t>
+            </w:r>
+            <w:proofErr w:type="spellEnd"/>
+            <w:r>
+              <w:rPr>
+                <w:lang w:val="es-419"/>
+              </w:rPr>
+              <w:t xml:space="preserve"> dentro del sistema. </w:t>
             </w:r>
           </w:p>
         </w:tc>
@@ -4428,7 +4872,7 @@
         <mc:AlternateContent>
           <mc:Choice Requires="wpg">
             <w:drawing>
-              <wp:anchor distT="0" distB="0" distL="114300" distR="114300" simplePos="0" relativeHeight="251660288" behindDoc="0" locked="0" layoutInCell="1" allowOverlap="1" wp14:anchorId="7E78F1CC" wp14:editId="6B09695C">
+              <wp:anchor distT="0" distB="0" distL="114300" distR="114300" simplePos="0" relativeHeight="251659264" behindDoc="0" locked="0" layoutInCell="1" allowOverlap="1" wp14:anchorId="7E78F1CC" wp14:editId="4CACD1CB">
                 <wp:simplePos x="0" y="0"/>
                 <wp:positionH relativeFrom="column">
                   <wp:posOffset>-866379</wp:posOffset>
@@ -4472,7 +4916,7 @@
                             </pic:cNvPicPr>
                           </pic:nvPicPr>
                           <pic:blipFill>
-                            <a:blip r:embed="rId27" cstate="print">
+                            <a:blip r:embed="rId33" cstate="print">
                               <a:extLst>
                                 <a:ext uri="{28A0092B-C50C-407E-A947-70E740481C1C}">
                                   <a14:useLocalDpi xmlns:a14="http://schemas.microsoft.com/office/drawing/2010/main" val="0"/>
@@ -4501,7 +4945,7 @@
                             </pic:cNvPicPr>
                           </pic:nvPicPr>
                           <pic:blipFill>
-                            <a:blip r:embed="rId28">
+                            <a:blip r:embed="rId34">
                               <a:extLst>
                                 <a:ext uri="{28A0092B-C50C-407E-A947-70E740481C1C}">
                                   <a14:useLocalDpi xmlns:a14="http://schemas.microsoft.com/office/drawing/2010/main" val="0"/>
@@ -4531,7 +4975,7 @@
                           </pic:cNvPicPr>
                         </pic:nvPicPr>
                         <pic:blipFill>
-                          <a:blip r:embed="rId29">
+                          <a:blip r:embed="rId35">
                             <a:extLst>
                               <a:ext uri="{28A0092B-C50C-407E-A947-70E740481C1C}">
                                 <a14:useLocalDpi xmlns:a14="http://schemas.microsoft.com/office/drawing/2010/main" val="0"/>
@@ -4560,17 +5004,17 @@
           </mc:Choice>
           <mc:Fallback>
             <w:pict>
-              <v:group w14:anchorId="78C05D29" id="Group 7" o:spid="_x0000_s1026" style="position:absolute;margin-left:-68.2pt;margin-top:24.05pt;width:552.15pt;height:604.95pt;z-index:251660288" coordsize="70123,76830" o:gfxdata="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">
+              <v:group w14:anchorId="49E93377" id="Group 7" o:spid="_x0000_s1026" style="position:absolute;margin-left:-68.2pt;margin-top:24.05pt;width:552.15pt;height:604.95pt;z-index:251659264" coordsize="70123,76830" o:gfxdata="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">
                 <v:group id="Group 6" o:spid="_x0000_s1027" style="position:absolute;left:296;width:69723;height:48996" coordsize="69723,48996" o:gfxdata="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">
                   <v:shape id="Picture 1" o:spid="_x0000_s1028" type="#_x0000_t75" style="position:absolute;left:1066;width:68580;height:25158;visibility:visible;mso-wrap-style:square" o:gfxdata="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">
-                    <v:imagedata r:id="rId30" o:title=""/>
+                    <v:imagedata r:id="rId36" o:title=""/>
                   </v:shape>
                   <v:shape id="Picture 1" o:spid="_x0000_s1029" type="#_x0000_t75" alt="A screen shot of a diagram&#10;&#10;AI-generated content may be incorrect." style="position:absolute;top:25069;width:69723;height:23927;visibility:visible;mso-wrap-style:square" o:gfxdata="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">
-                    <v:imagedata r:id="rId31" o:title="A screen shot of a diagram&#10;&#10;AI-generated content may be incorrect"/>
+                    <v:imagedata r:id="rId37" o:title="A screen shot of a diagram&#10;&#10;AI-generated content may be incorrect"/>
                   </v:shape>
                 </v:group>
                 <v:shape id="Picture 1" o:spid="_x0000_s1030" type="#_x0000_t75" style="position:absolute;top:48807;width:70123;height:28023;visibility:visible;mso-wrap-style:square" o:gfxdata="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">
-                  <v:imagedata r:id="rId32" o:title=""/>
+                  <v:imagedata r:id="rId38" o:title=""/>
                 </v:shape>
               </v:group>
             </w:pict>
@@ -4602,7 +5046,7 @@
         <mc:AlternateContent>
           <mc:Choice Requires="wpg">
             <w:drawing>
-              <wp:anchor distT="0" distB="0" distL="114300" distR="114300" simplePos="0" relativeHeight="251665408" behindDoc="0" locked="0" layoutInCell="1" allowOverlap="1" wp14:anchorId="668B265A" wp14:editId="33CA180D">
+              <wp:anchor distT="0" distB="0" distL="114300" distR="114300" simplePos="0" relativeHeight="251664384" behindDoc="0" locked="0" layoutInCell="1" allowOverlap="1" wp14:anchorId="668B265A" wp14:editId="1CF93968">
                 <wp:simplePos x="0" y="0"/>
                 <wp:positionH relativeFrom="column">
                   <wp:posOffset>-967319</wp:posOffset>
@@ -4646,7 +5090,7 @@
                             </pic:cNvPicPr>
                           </pic:nvPicPr>
                           <pic:blipFill>
-                            <a:blip r:embed="rId33" cstate="print">
+                            <a:blip r:embed="rId39" cstate="print">
                               <a:extLst>
                                 <a:ext uri="{28A0092B-C50C-407E-A947-70E740481C1C}">
                                   <a14:useLocalDpi xmlns:a14="http://schemas.microsoft.com/office/drawing/2010/main" val="0"/>
@@ -4675,7 +5119,7 @@
                             </pic:cNvPicPr>
                           </pic:nvPicPr>
                           <pic:blipFill>
-                            <a:blip r:embed="rId34">
+                            <a:blip r:embed="rId40">
                               <a:extLst>
                                 <a:ext uri="{28A0092B-C50C-407E-A947-70E740481C1C}">
                                   <a14:useLocalDpi xmlns:a14="http://schemas.microsoft.com/office/drawing/2010/main" val="0"/>
@@ -4705,7 +5149,7 @@
                           </pic:cNvPicPr>
                         </pic:nvPicPr>
                         <pic:blipFill>
-                          <a:blip r:embed="rId35">
+                          <a:blip r:embed="rId41">
                             <a:extLst>
                               <a:ext uri="{28A0092B-C50C-407E-A947-70E740481C1C}">
                                 <a14:useLocalDpi xmlns:a14="http://schemas.microsoft.com/office/drawing/2010/main" val="0"/>
@@ -4734,17 +5178,17 @@
           </mc:Choice>
           <mc:Fallback>
             <w:pict>
-              <v:group w14:anchorId="3AF1551C" id="Group 9" o:spid="_x0000_s1026" style="position:absolute;margin-left:-76.15pt;margin-top:.65pt;width:574.1pt;height:633.95pt;z-index:251665408" coordsize="72908,80514" o:gfxdata="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">
+              <v:group w14:anchorId="7D46D360" id="Group 9" o:spid="_x0000_s1026" style="position:absolute;margin-left:-76.15pt;margin-top:.65pt;width:574.1pt;height:633.95pt;z-index:251664384" coordsize="72908,80514" o:gfxdata="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">
                 <v:group id="Group 8" o:spid="_x0000_s1027" style="position:absolute;left:118;width:72790;height:56255" coordsize="72790,56255" o:gfxdata="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">
                   <v:shape id="Picture 1" o:spid="_x0000_s1028" type="#_x0000_t75" style="position:absolute;width:72580;height:28257;visibility:visible;mso-wrap-style:square" o:gfxdata="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">
-                    <v:imagedata r:id="rId36" o:title=""/>
+                    <v:imagedata r:id="rId42" o:title=""/>
                   </v:shape>
                   <v:shape id="Picture 1" o:spid="_x0000_s1029" type="#_x0000_t75" alt="A computer screen shot of a blueprint&#10;&#10;AI-generated content may be incorrect." style="position:absolute;top:28144;width:72790;height:28111;visibility:visible;mso-wrap-style:square" o:gfxdata="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">
-                    <v:imagedata r:id="rId37" o:title="A computer screen shot of a blueprint&#10;&#10;AI-generated content may be incorrect"/>
+                    <v:imagedata r:id="rId43" o:title="A computer screen shot of a blueprint&#10;&#10;AI-generated content may be incorrect"/>
                   </v:shape>
                 </v:group>
                 <v:shape id="Picture 1" o:spid="_x0000_s1030" type="#_x0000_t75" style="position:absolute;top:56289;width:72548;height:24225;visibility:visible;mso-wrap-style:square" o:gfxdata="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">
-                  <v:imagedata r:id="rId38" o:title=""/>
+                  <v:imagedata r:id="rId44" o:title=""/>
                 </v:shape>
               </v:group>
             </w:pict>
@@ -4765,7 +5209,7 @@
         </w:rPr>
         <w:lastRenderedPageBreak/>
         <w:drawing>
-          <wp:anchor distT="0" distB="0" distL="114300" distR="114300" simplePos="0" relativeHeight="251666432" behindDoc="0" locked="0" layoutInCell="1" allowOverlap="1" wp14:anchorId="1D6F0B0E" wp14:editId="57AA1A91">
+          <wp:anchor distT="0" distB="0" distL="114300" distR="114300" simplePos="0" relativeHeight="251665408" behindDoc="0" locked="0" layoutInCell="1" allowOverlap="1" wp14:anchorId="1D6F0B0E" wp14:editId="201C0A66">
             <wp:simplePos x="0" y="0"/>
             <wp:positionH relativeFrom="page">
               <wp:posOffset>290830</wp:posOffset>
@@ -4788,7 +5232,7 @@
                     <pic:cNvPicPr/>
                   </pic:nvPicPr>
                   <pic:blipFill rotWithShape="1">
-                    <a:blip r:embed="rId39" cstate="print">
+                    <a:blip r:embed="rId45" cstate="print">
                       <a:extLst>
                         <a:ext uri="{28A0092B-C50C-407E-A947-70E740481C1C}">
                           <a14:useLocalDpi xmlns:a14="http://schemas.microsoft.com/office/drawing/2010/main" val="0"/>
@@ -4830,8 +5274,13 @@
         </w:drawing>
       </w:r>
       <w:r>
-        <w:t>Diagrama de clases del Login</w:t>
-      </w:r>
+        <w:t xml:space="preserve">Diagrama de clases del </w:t>
+      </w:r>
+      <w:proofErr w:type="spellStart"/>
+      <w:r>
+        <w:t>Login</w:t>
+      </w:r>
+      <w:proofErr w:type="spellEnd"/>
     </w:p>
     <w:p>
       <w:pPr>
@@ -4851,8 +5300,13 @@
       </w:pPr>
       <w:r>
         <w:lastRenderedPageBreak/>
-        <w:t>T02.2 Logout</w:t>
-      </w:r>
+        <w:t xml:space="preserve">T02.2 </w:t>
+      </w:r>
+      <w:proofErr w:type="spellStart"/>
+      <w:r>
+        <w:t>Logout</w:t>
+      </w:r>
+      <w:proofErr w:type="spellEnd"/>
     </w:p>
     <w:p>
       <w:r>
@@ -5034,7 +5488,23 @@
                 <w:bCs/>
                 <w:lang w:val="es-419"/>
               </w:rPr>
-              <w:t xml:space="preserve">Debe estar el usuario logueado </w:t>
+              <w:t xml:space="preserve">Debe estar el usuario </w:t>
+            </w:r>
+            <w:proofErr w:type="spellStart"/>
+            <w:r>
+              <w:rPr>
+                <w:bCs/>
+                <w:lang w:val="es-419"/>
+              </w:rPr>
+              <w:t>logueado</w:t>
+            </w:r>
+            <w:proofErr w:type="spellEnd"/>
+            <w:r>
+              <w:rPr>
+                <w:bCs/>
+                <w:lang w:val="es-419"/>
+              </w:rPr>
+              <w:t xml:space="preserve"> </w:t>
             </w:r>
           </w:p>
         </w:tc>
@@ -5122,6 +5592,7 @@
                 <w:lang w:val="es-419"/>
               </w:rPr>
             </w:pPr>
+            <w:proofErr w:type="gramStart"/>
             <w:r>
               <w:rPr>
                 <w:lang w:val="es-419"/>
@@ -5132,7 +5603,14 @@
               <w:rPr>
                 <w:lang w:val="es-419"/>
               </w:rPr>
-              <w:t xml:space="preserve"> usuario selecciona el botón de Cerrar Sesión</w:t>
+              <w:t xml:space="preserve"> usuario</w:t>
+            </w:r>
+            <w:proofErr w:type="gramEnd"/>
+            <w:r>
+              <w:rPr>
+                <w:lang w:val="es-419"/>
+              </w:rPr>
+              <w:t xml:space="preserve"> selecciona el botón de Cerrar Sesión</w:t>
             </w:r>
             <w:r>
               <w:rPr>
@@ -5329,7 +5807,35 @@
               <w:rPr>
                 <w:lang w:val="es-419"/>
               </w:rPr>
-              <w:t>Sistema cierra sesión y muestra pantalla refrescada sin ningún permiso de uso mas que para Login.</w:t>
+              <w:t xml:space="preserve">Sistema cierra sesión y muestra pantalla refrescada sin ningún permiso de uso </w:t>
+            </w:r>
+            <w:proofErr w:type="spellStart"/>
+            <w:r>
+              <w:rPr>
+                <w:lang w:val="es-419"/>
+              </w:rPr>
+              <w:t>mas</w:t>
+            </w:r>
+            <w:proofErr w:type="spellEnd"/>
+            <w:r>
+              <w:rPr>
+                <w:lang w:val="es-419"/>
+              </w:rPr>
+              <w:t xml:space="preserve"> que para </w:t>
+            </w:r>
+            <w:proofErr w:type="spellStart"/>
+            <w:r>
+              <w:rPr>
+                <w:lang w:val="es-419"/>
+              </w:rPr>
+              <w:t>Login</w:t>
+            </w:r>
+            <w:proofErr w:type="spellEnd"/>
+            <w:r>
+              <w:rPr>
+                <w:lang w:val="es-419"/>
+              </w:rPr>
+              <w:t>.</w:t>
             </w:r>
           </w:p>
         </w:tc>
@@ -5342,8 +5848,13 @@
       </w:pPr>
       <w:r>
         <w:lastRenderedPageBreak/>
-        <w:t>Diagrama de clases del Logout</w:t>
-      </w:r>
+        <w:t xml:space="preserve">Diagrama de clases del </w:t>
+      </w:r>
+      <w:proofErr w:type="spellStart"/>
+      <w:r>
+        <w:t>Logout</w:t>
+      </w:r>
+      <w:proofErr w:type="spellEnd"/>
     </w:p>
     <w:p>
       <w:pPr>
@@ -5371,7 +5882,7 @@
                     <pic:cNvPicPr/>
                   </pic:nvPicPr>
                   <pic:blipFill>
-                    <a:blip r:embed="rId40"/>
+                    <a:blip r:embed="rId46"/>
                     <a:stretch>
                       <a:fillRect/>
                     </a:stretch>
@@ -5458,7 +5969,15 @@
         </w:rPr>
       </w:pPr>
       <w:r>
-        <w:t>Se vuelve no recuperable debido a que el Hash no es desencriptable, sino que se utiliza la comparación.</w:t>
+        <w:t xml:space="preserve">Se vuelve no recuperable debido a que el Hash no es </w:t>
+      </w:r>
+      <w:proofErr w:type="spellStart"/>
+      <w:r>
+        <w:t>desencriptable</w:t>
+      </w:r>
+      <w:proofErr w:type="spellEnd"/>
+      <w:r>
+        <w:t>, sino que se utiliza la comparación.</w:t>
       </w:r>
     </w:p>
     <w:p>
@@ -5475,7 +5994,15 @@
         </w:rPr>
       </w:pPr>
       <w:r>
-        <w:t>MD5 es un sistema de hasheo rápido, que es útil para brindar al menos 1 capa de protección.</w:t>
+        <w:t xml:space="preserve">MD5 es un sistema de </w:t>
+      </w:r>
+      <w:proofErr w:type="spellStart"/>
+      <w:r>
+        <w:t>hasheo</w:t>
+      </w:r>
+      <w:proofErr w:type="spellEnd"/>
+      <w:r>
+        <w:t xml:space="preserve"> rápido, que es útil para brindar al menos 1 capa de protección.</w:t>
       </w:r>
     </w:p>
     <w:p>
@@ -5512,7 +6039,7 @@
                     <pic:cNvPicPr/>
                   </pic:nvPicPr>
                   <pic:blipFill>
-                    <a:blip r:embed="rId41"/>
+                    <a:blip r:embed="rId47"/>
                     <a:stretch>
                       <a:fillRect/>
                     </a:stretch>
@@ -5572,6 +6099,9 @@
     </w:p>
     <w:p>
       <w:r>
+        <w:rPr>
+          <w:noProof/>
+        </w:rPr>
         <w:drawing>
           <wp:inline distT="0" distB="0" distL="0" distR="0" wp14:anchorId="1FA8376D" wp14:editId="5B1E41DD">
             <wp:extent cx="4640982" cy="4541914"/>
@@ -5588,7 +6118,7 @@
                     <pic:cNvPicPr/>
                   </pic:nvPicPr>
                   <pic:blipFill>
-                    <a:blip r:embed="rId42"/>
+                    <a:blip r:embed="rId48"/>
                     <a:stretch>
                       <a:fillRect/>
                     </a:stretch>
@@ -5629,19 +6159,7 @@
         <w:t>2</w:t>
       </w:r>
       <w:r>
-        <w:t xml:space="preserve"> CU – PE00</w:t>
-      </w:r>
-      <w:r>
-        <w:t>2</w:t>
-      </w:r>
-      <w:r>
-        <w:t xml:space="preserve"> </w:t>
-      </w:r>
-      <w:r>
-        <w:t>Modificar</w:t>
-      </w:r>
-      <w:r>
-        <w:t xml:space="preserve"> Permiso</w:t>
+        <w:t xml:space="preserve"> CU – PE002 Modificar Permiso</w:t>
       </w:r>
     </w:p>
     <w:p>
@@ -5655,19 +6173,7 @@
         <w:t>3</w:t>
       </w:r>
       <w:r>
-        <w:t xml:space="preserve"> CU – PE00</w:t>
-      </w:r>
-      <w:r>
-        <w:t>3</w:t>
-      </w:r>
-      <w:r>
-        <w:t xml:space="preserve"> </w:t>
-      </w:r>
-      <w:r>
-        <w:t xml:space="preserve">Eliminar </w:t>
-      </w:r>
-      <w:r>
-        <w:t>Permiso</w:t>
+        <w:t xml:space="preserve"> CU – PE003 Eliminar Permiso</w:t>
       </w:r>
     </w:p>
     <w:p>
@@ -5681,22 +6187,7 @@
         <w:t>4</w:t>
       </w:r>
       <w:r>
-        <w:t xml:space="preserve"> CU – PE00</w:t>
-      </w:r>
-      <w:r>
-        <w:t>4</w:t>
-      </w:r>
-      <w:r>
-        <w:t xml:space="preserve"> </w:t>
-      </w:r>
-      <w:r>
-        <w:t xml:space="preserve">Asignar </w:t>
-      </w:r>
-      <w:r>
-        <w:t>Permiso</w:t>
-      </w:r>
-      <w:r>
-        <w:t xml:space="preserve"> a Usuario</w:t>
+        <w:t xml:space="preserve"> CU – PE004 Asignar Permiso a Usuario</w:t>
       </w:r>
     </w:p>
     <w:p>
@@ -5710,22 +6201,7 @@
         <w:t>5</w:t>
       </w:r>
       <w:r>
-        <w:t xml:space="preserve"> CU – PE00</w:t>
-      </w:r>
-      <w:r>
-        <w:t>5</w:t>
-      </w:r>
-      <w:r>
-        <w:t xml:space="preserve"> </w:t>
-      </w:r>
-      <w:r>
-        <w:t xml:space="preserve">Quitar </w:t>
-      </w:r>
-      <w:r>
-        <w:t>Permiso</w:t>
-      </w:r>
-      <w:r>
-        <w:t xml:space="preserve"> de Usuario</w:t>
+        <w:t xml:space="preserve"> CU – PE005 Quitar Permiso de Usuario</w:t>
       </w:r>
     </w:p>
     <w:p>
@@ -5739,22 +6215,7 @@
         <w:t>6</w:t>
       </w:r>
       <w:r>
-        <w:t xml:space="preserve"> CU – PE00</w:t>
-      </w:r>
-      <w:r>
-        <w:t>6</w:t>
-      </w:r>
-      <w:r>
-        <w:t xml:space="preserve"> </w:t>
-      </w:r>
-      <w:r>
-        <w:t xml:space="preserve">Asignar Permiso Atómico </w:t>
-      </w:r>
-      <w:r>
-        <w:t>Permiso</w:t>
-      </w:r>
-      <w:r>
-        <w:t xml:space="preserve"> a Agrupado</w:t>
+        <w:t xml:space="preserve"> CU – PE006 Asignar Permiso Atómico Permiso a Agrupado</w:t>
       </w:r>
     </w:p>
     <w:p/>
@@ -5845,8 +6306,15 @@
         </w:numPr>
       </w:pPr>
       <w:r>
-        <w:t>Fecha: día/mes/año Hora:Minuto</w:t>
-      </w:r>
+        <w:t xml:space="preserve">Fecha: día/mes/año </w:t>
+      </w:r>
+      <w:proofErr w:type="spellStart"/>
+      <w:proofErr w:type="gramStart"/>
+      <w:r>
+        <w:t>Hora:Minuto</w:t>
+      </w:r>
+      <w:proofErr w:type="spellEnd"/>
+      <w:proofErr w:type="gramEnd"/>
     </w:p>
     <w:p>
       <w:pPr>
@@ -5880,8 +6348,13 @@
           <w:numId w:val="1"/>
         </w:numPr>
       </w:pPr>
-      <w:r>
-        <w:t xml:space="preserve">TipoEvento: </w:t>
+      <w:proofErr w:type="spellStart"/>
+      <w:r>
+        <w:t>TipoEvento</w:t>
+      </w:r>
+      <w:proofErr w:type="spellEnd"/>
+      <w:r>
+        <w:t xml:space="preserve">: </w:t>
       </w:r>
     </w:p>
     <w:p>
@@ -5892,8 +6365,13 @@
           <w:numId w:val="1"/>
         </w:numPr>
       </w:pPr>
-      <w:r>
-        <w:t>Message: Operaciones realizadas por el usuario con normalidad.</w:t>
+      <w:proofErr w:type="spellStart"/>
+      <w:r>
+        <w:t>Message</w:t>
+      </w:r>
+      <w:proofErr w:type="spellEnd"/>
+      <w:r>
+        <w:t>: Operaciones realizadas por el usuario con normalidad.</w:t>
       </w:r>
     </w:p>
     <w:p>
@@ -5904,8 +6382,13 @@
           <w:numId w:val="1"/>
         </w:numPr>
       </w:pPr>
-      <w:r>
-        <w:t>Warning: Operaciones que fueron detenidas por el sistema por motivos de seguridad.</w:t>
+      <w:proofErr w:type="spellStart"/>
+      <w:r>
+        <w:t>Warning</w:t>
+      </w:r>
+      <w:proofErr w:type="spellEnd"/>
+      <w:r>
+        <w:t>: Operaciones que fueron detenidas por el sistema por motivos de seguridad.</w:t>
       </w:r>
     </w:p>
     <w:p>
@@ -5932,7 +6415,15 @@
         </w:numPr>
       </w:pPr>
       <w:r>
-        <w:t>Usuario: Username del usuario que realizó las acciones.</w:t>
+        <w:t xml:space="preserve">Usuario: </w:t>
+      </w:r>
+      <w:proofErr w:type="spellStart"/>
+      <w:r>
+        <w:t>Username</w:t>
+      </w:r>
+      <w:proofErr w:type="spellEnd"/>
+      <w:r>
+        <w:t xml:space="preserve"> del usuario que realizó las acciones.</w:t>
       </w:r>
     </w:p>
     <w:p/>
@@ -5966,7 +6457,7 @@
                     <pic:cNvPicPr/>
                   </pic:nvPicPr>
                   <pic:blipFill>
-                    <a:blip r:embed="rId43"/>
+                    <a:blip r:embed="rId49"/>
                     <a:stretch>
                       <a:fillRect/>
                     </a:stretch>
@@ -6017,7 +6508,7 @@
                     <pic:cNvPicPr/>
                   </pic:nvPicPr>
                   <pic:blipFill>
-                    <a:blip r:embed="rId44"/>
+                    <a:blip r:embed="rId50"/>
                     <a:stretch>
                       <a:fillRect/>
                     </a:stretch>
@@ -6219,11 +6710,19 @@
     <w:p/>
     <w:p>
       <w:r>
-        <w:t>Diagrama de Secuencia: En Architect.</w:t>
+        <w:t xml:space="preserve">Diagrama de Secuencia: En </w:t>
+      </w:r>
+      <w:proofErr w:type="spellStart"/>
+      <w:r>
+        <w:t>Architect</w:t>
+      </w:r>
+      <w:proofErr w:type="spellEnd"/>
+      <w:r>
+        <w:t>.</w:t>
       </w:r>
     </w:p>
     <w:sectPr>
-      <w:headerReference w:type="default" r:id="rId45"/>
+      <w:headerReference w:type="default" r:id="rId51"/>
       <w:pgSz w:w="11906" w:h="16838"/>
       <w:pgMar w:top="2268" w:right="1134" w:bottom="851" w:left="1701" w:header="709" w:footer="709" w:gutter="0"/>
       <w:pgNumType w:start="0"/>
@@ -6473,12 +6972,21 @@
               <w:szCs w:val="18"/>
             </w:rPr>
           </w:pPr>
+          <w:proofErr w:type="spellStart"/>
           <w:r>
             <w:rPr>
               <w:sz w:val="18"/>
               <w:szCs w:val="18"/>
             </w:rPr>
-            <w:t>Battaglia, Nicolas</w:t>
+            <w:t>Battaglia</w:t>
+          </w:r>
+          <w:proofErr w:type="spellEnd"/>
+          <w:r>
+            <w:rPr>
+              <w:sz w:val="18"/>
+              <w:szCs w:val="18"/>
+            </w:rPr>
+            <w:t>, Nicolas</w:t>
           </w:r>
         </w:p>
       </w:tc>
